--- a/EXPORTS/DOCX/published/niveau3/English/MissiemuseumTilburg.docx
+++ b/EXPORTS/DOCX/published/niveau3/English/MissiemuseumTilburg.docx
@@ -1478,7 +1478,7 @@
           <w:sz w:val="24"/>
           <w:u w:val="single"/>
         </w:rPr>
-        <w:hyperlink r:id="rId14" w:history="1">
+        <w:hyperlink r:id="rId15" w:history="1">
           <w:r>
             <w:rPr>
               <w:rStyle w:val="Hyperlink"/>
@@ -1496,7 +1496,7 @@
           <w:sz w:val="24"/>
           <w:u w:val="single"/>
         </w:rPr>
-        <w:hyperlink r:id="rId14" w:history="1">
+        <w:hyperlink r:id="rId15" w:history="1">
           <w:r>
             <w:rPr>
               <w:rStyle w:val="Hyperlink"/>
@@ -2254,7 +2254,7 @@
             <w:rPr>
               <w:rStyle w:val="Hyperlink"/>
             </w:rPr>
-            <w:t>file/8f</w:t>
+            <w:t>file</w:t>
           </w:r>
         </w:hyperlink>
       </w:r>
@@ -2272,7 +2272,7 @@
             <w:rPr>
               <w:rStyle w:val="Hyperlink"/>
             </w:rPr>
-            <w:t>e</w:t>
+            <w:t>/</w:t>
           </w:r>
         </w:hyperlink>
       </w:r>
@@ -2290,7 +2290,52 @@
             <w:rPr>
               <w:rStyle w:val="Hyperlink"/>
             </w:rPr>
-            <w:t>8c8d66b2d3d5d8a2e8a73eb87</w:t>
+            <w:t>8</w:t>
+          </w:r>
+        </w:hyperlink>
+      </w:r>
+      <w:r>
+        <w:rPr>
+          <w:rFonts w:ascii="Charis SIL Regular" w:hAnsi="Charis SIL Regular" w:eastAsia="Charis SIL Regular"/>
+          <w:b w:val="0"/>
+          <w:i w:val="0"/>
+          <w:color w:val="0000FF"/>
+          <w:sz w:val="24"/>
+        </w:rPr>
+        <w:hyperlink r:id="rId13" w:history="1">
+          <w:r>
+            <w:rPr>
+              <w:rStyle w:val="Hyperlink"/>
+            </w:rPr>
+            <w:t>f</w:t>
+          </w:r>
+        </w:hyperlink>
+      </w:r>
+      <w:r>
+        <w:rPr>
+          <w:rFonts w:ascii="Charis SIL Regular" w:hAnsi="Charis SIL Regular" w:eastAsia="Charis SIL Regular"/>
+          <w:b w:val="0"/>
+          <w:i w:val="0"/>
+          <w:color w:val="0000FF"/>
+          <w:sz w:val="24"/>
+        </w:rPr>
+        <w:t>e</w:t>
+      </w:r>
+      <w:r>
+        <w:rPr>
+          <w:rFonts w:ascii="Charis SIL Regular" w:hAnsi="Charis SIL Regular" w:eastAsia="Charis SIL Regular"/>
+          <w:b w:val="0"/>
+          <w:i w:val="0"/>
+          <w:color w:val="0000FF"/>
+          <w:sz w:val="24"/>
+          <w:u w:val="single"/>
+        </w:rPr>
+        <w:hyperlink r:id="rId13" w:history="1">
+          <w:r>
+            <w:rPr>
+              <w:rStyle w:val="Hyperlink"/>
+            </w:rPr>
+            <w:t>8c8d66b2d3d5d8a2e8a73eb8756</w:t>
           </w:r>
         </w:hyperlink>
       </w:r>
@@ -2308,48 +2353,9 @@
             <w:rPr>
               <w:rStyle w:val="Hyperlink"/>
             </w:rPr>
-            <w:t>5</w:t>
+            <w:t>3a</w:t>
           </w:r>
         </w:hyperlink>
-      </w:r>
-      <w:r>
-        <w:rPr>
-          <w:rFonts w:ascii="Charis SIL Regular" w:hAnsi="Charis SIL Regular" w:eastAsia="Charis SIL Regular"/>
-          <w:b w:val="0"/>
-          <w:i w:val="0"/>
-          <w:color w:val="0000FF"/>
-          <w:sz w:val="24"/>
-          <w:u w:val="single"/>
-        </w:rPr>
-        <w:t>6</w:t>
-      </w:r>
-      <w:r>
-        <w:rPr>
-          <w:rFonts w:ascii="Charis SIL Regular" w:hAnsi="Charis SIL Regular" w:eastAsia="Charis SIL Regular"/>
-          <w:b w:val="0"/>
-          <w:i w:val="0"/>
-          <w:color w:val="0000FF"/>
-          <w:sz w:val="24"/>
-          <w:u w:val="single"/>
-        </w:rPr>
-        <w:hyperlink r:id="rId13" w:history="1">
-          <w:r>
-            <w:rPr>
-              <w:rStyle w:val="Hyperlink"/>
-            </w:rPr>
-            <w:t>3</w:t>
-          </w:r>
-        </w:hyperlink>
-      </w:r>
-      <w:r>
-        <w:rPr>
-          <w:rFonts w:ascii="Charis SIL Regular" w:hAnsi="Charis SIL Regular" w:eastAsia="Charis SIL Regular"/>
-          <w:b w:val="0"/>
-          <w:i w:val="0"/>
-          <w:color w:val="0000FF"/>
-          <w:sz w:val="24"/>
-        </w:rPr>
-        <w:t>a</w:t>
       </w:r>
     </w:p>
     <w:p>
@@ -2882,7 +2888,7 @@
           <w:sz w:val="24"/>
           <w:u w:val="single"/>
         </w:rPr>
-        <w:hyperlink r:id="rId17" w:history="1">
+        <w:hyperlink r:id="rId9" w:history="1">
           <w:r>
             <w:rPr>
               <w:rStyle w:val="Hyperlink"/>

--- a/EXPORTS/DOCX/published/niveau3/English/MissiemuseumTilburg.docx
+++ b/EXPORTS/DOCX/published/niveau3/English/MissiemuseumTilburg.docx
@@ -501,7 +501,7 @@
             <w:rPr>
               <w:rStyle w:val="Hyperlink"/>
             </w:rPr>
-            <w:t xml:space="preserve"> Four r</w:t>
+            <w:t xml:space="preserve"> Four </w:t>
           </w:r>
         </w:hyperlink>
       </w:r>
@@ -519,7 +519,7 @@
             <w:rPr>
               <w:rStyle w:val="Hyperlink"/>
             </w:rPr>
-            <w:t xml:space="preserve">egions </w:t>
+            <w:t xml:space="preserve">regions </w:t>
           </w:r>
         </w:hyperlink>
       </w:r>
@@ -1418,16 +1418,8 @@
           <w:i/>
           <w:color w:val="0000FF"/>
           <w:sz w:val="24"/>
-          <w:u w:val="single"/>
         </w:rPr>
-        <w:hyperlink r:id="rId15" w:history="1">
-          <w:r>
-            <w:rPr>
-              <w:rStyle w:val="Hyperlink"/>
-            </w:rPr>
-            <w:t>Het</w:t>
-          </w:r>
-        </w:hyperlink>
+        <w:t xml:space="preserve">Het Nederlands(ch) </w:t>
       </w:r>
       <w:r>
         <w:rPr>
@@ -1438,47 +1430,7 @@
           <w:sz w:val="24"/>
           <w:u w:val="single"/>
         </w:rPr>
-        <w:t xml:space="preserve"> </w:t>
-      </w:r>
-      <w:r>
-        <w:rPr>
-          <w:rFonts w:ascii="Charis SIL Italic" w:hAnsi="Charis SIL Italic" w:eastAsia="Charis SIL Italic"/>
-          <w:b w:val="0"/>
-          <w:i/>
-          <w:color w:val="0000FF"/>
-          <w:sz w:val="24"/>
-          <w:u w:val="single"/>
-        </w:rPr>
-        <w:hyperlink r:id="rId15" w:history="1">
-          <w:r>
-            <w:rPr>
-              <w:rStyle w:val="Hyperlink"/>
-            </w:rPr>
-            <w:t>Nederlands(ch)</w:t>
-          </w:r>
-        </w:hyperlink>
-      </w:r>
-      <w:r>
-        <w:rPr>
-          <w:rFonts w:ascii="Charis SIL Italic" w:hAnsi="Charis SIL Italic" w:eastAsia="Charis SIL Italic"/>
-          <w:b w:val="0"/>
-          <w:i/>
-          <w:color w:val="0000FF"/>
-          <w:sz w:val="24"/>
-          <w:u w:val="single"/>
-        </w:rPr>
-        <w:t xml:space="preserve"> </w:t>
-      </w:r>
-      <w:r>
-        <w:rPr>
-          <w:rFonts w:ascii="Charis SIL Italic" w:hAnsi="Charis SIL Italic" w:eastAsia="Charis SIL Italic"/>
-          <w:b w:val="0"/>
-          <w:i/>
-          <w:color w:val="0000FF"/>
-          <w:sz w:val="24"/>
-          <w:u w:val="single"/>
-        </w:rPr>
-        <w:hyperlink r:id="rId15" w:history="1">
+        <w:hyperlink r:id="rId14" w:history="1">
           <w:r>
             <w:rPr>
               <w:rStyle w:val="Hyperlink"/>
@@ -1496,7 +1448,7 @@
           <w:sz w:val="24"/>
           <w:u w:val="single"/>
         </w:rPr>
-        <w:hyperlink r:id="rId15" w:history="1">
+        <w:hyperlink r:id="rId14" w:history="1">
           <w:r>
             <w:rPr>
               <w:rStyle w:val="Hyperlink"/>
@@ -2254,7 +2206,7 @@
             <w:rPr>
               <w:rStyle w:val="Hyperlink"/>
             </w:rPr>
-            <w:t>file</w:t>
+            <w:t>file/8</w:t>
           </w:r>
         </w:hyperlink>
       </w:r>
@@ -2272,7 +2224,7 @@
             <w:rPr>
               <w:rStyle w:val="Hyperlink"/>
             </w:rPr>
-            <w:t>/</w:t>
+            <w:t>f</w:t>
           </w:r>
         </w:hyperlink>
       </w:r>
@@ -2290,7 +2242,25 @@
             <w:rPr>
               <w:rStyle w:val="Hyperlink"/>
             </w:rPr>
-            <w:t>8</w:t>
+            <w:t>e</w:t>
+          </w:r>
+        </w:hyperlink>
+      </w:r>
+      <w:r>
+        <w:rPr>
+          <w:rFonts w:ascii="Charis SIL Regular" w:hAnsi="Charis SIL Regular" w:eastAsia="Charis SIL Regular"/>
+          <w:b w:val="0"/>
+          <w:i w:val="0"/>
+          <w:color w:val="0000FF"/>
+          <w:sz w:val="24"/>
+          <w:u w:val="single"/>
+        </w:rPr>
+        <w:hyperlink r:id="rId13" w:history="1">
+          <w:r>
+            <w:rPr>
+              <w:rStyle w:val="Hyperlink"/>
+            </w:rPr>
+            <w:t>8c8d66b2d3d5d8a2e8a73eb87</w:t>
           </w:r>
         </w:hyperlink>
       </w:r>
@@ -2307,7 +2277,7 @@
             <w:rPr>
               <w:rStyle w:val="Hyperlink"/>
             </w:rPr>
-            <w:t>f</w:t>
+            <w:t>5</w:t>
           </w:r>
         </w:hyperlink>
       </w:r>
@@ -2319,25 +2289,7 @@
           <w:color w:val="0000FF"/>
           <w:sz w:val="24"/>
         </w:rPr>
-        <w:t>e</w:t>
-      </w:r>
-      <w:r>
-        <w:rPr>
-          <w:rFonts w:ascii="Charis SIL Regular" w:hAnsi="Charis SIL Regular" w:eastAsia="Charis SIL Regular"/>
-          <w:b w:val="0"/>
-          <w:i w:val="0"/>
-          <w:color w:val="0000FF"/>
-          <w:sz w:val="24"/>
-          <w:u w:val="single"/>
-        </w:rPr>
-        <w:hyperlink r:id="rId13" w:history="1">
-          <w:r>
-            <w:rPr>
-              <w:rStyle w:val="Hyperlink"/>
-            </w:rPr>
-            <w:t>8c8d66b2d3d5d8a2e8a73eb8756</w:t>
-          </w:r>
-        </w:hyperlink>
+        <w:t>6</w:t>
       </w:r>
       <w:r>
         <w:rPr>
@@ -2888,7 +2840,7 @@
           <w:sz w:val="24"/>
           <w:u w:val="single"/>
         </w:rPr>
-        <w:hyperlink r:id="rId9" w:history="1">
+        <w:hyperlink r:id="rId17" w:history="1">
           <w:r>
             <w:rPr>
               <w:rStyle w:val="Hyperlink"/>
@@ -2906,7 +2858,7 @@
           <w:sz w:val="24"/>
           <w:u w:val="single"/>
         </w:rPr>
-        <w:hyperlink r:id="rId9" w:history="1">
+        <w:hyperlink r:id="rId17" w:history="1">
           <w:r>
             <w:rPr>
               <w:rStyle w:val="Hyperlink"/>
